--- a/功率控制/src/FSBB原理解析及自举驱动.docx
+++ b/功率控制/src/FSBB原理解析及自举驱动.docx
@@ -341,6 +341,9 @@
     </w:p>
     <w:p>
       <w:r>
+        <w:rPr>
+          <w:noProof/>
+        </w:rPr>
         <w:drawing>
           <wp:inline distT="0" distB="0" distL="0" distR="0" wp14:anchorId="2081B641" wp14:editId="5B343555">
             <wp:extent cx="5274310" cy="2432685"/>
@@ -399,7 +402,49 @@
         <w:rPr>
           <w:rFonts w:hint="eastAsia"/>
         </w:rPr>
-        <w:t>为什么要全桥？半桥控制只有上节讲的三种，不能同时满足超电所有工作要求。</w:t>
+        <w:t>为什么要全桥？</w:t>
+      </w:r>
+      <w:proofErr w:type="gramStart"/>
+      <w:r>
+        <w:rPr>
+          <w:rFonts w:hint="eastAsia"/>
+        </w:rPr>
+        <w:t>半桥控制</w:t>
+      </w:r>
+      <w:proofErr w:type="gramEnd"/>
+      <w:r>
+        <w:rPr>
+          <w:rFonts w:hint="eastAsia"/>
+        </w:rPr>
+        <w:t>只有</w:t>
+      </w:r>
+      <w:proofErr w:type="gramStart"/>
+      <w:r>
+        <w:rPr>
+          <w:rFonts w:hint="eastAsia"/>
+        </w:rPr>
+        <w:t>上节讲的</w:t>
+      </w:r>
+      <w:proofErr w:type="gramEnd"/>
+      <w:r>
+        <w:rPr>
+          <w:rFonts w:hint="eastAsia"/>
+        </w:rPr>
+        <w:t>三种，不能同时满足</w:t>
+      </w:r>
+      <w:proofErr w:type="gramStart"/>
+      <w:r>
+        <w:rPr>
+          <w:rFonts w:hint="eastAsia"/>
+        </w:rPr>
+        <w:t>超电所有</w:t>
+      </w:r>
+      <w:proofErr w:type="gramEnd"/>
+      <w:r>
+        <w:rPr>
+          <w:rFonts w:hint="eastAsia"/>
+        </w:rPr>
+        <w:t>工作要求。</w:t>
       </w:r>
     </w:p>
     <w:p/>
@@ -461,7 +506,51 @@
         <w:rPr>
           <w:rFonts w:hint="eastAsia"/>
         </w:rPr>
-        <w:t>n》Vout和Vin《Vout两种环境下</w:t>
+        <w:t>n</w:t>
+      </w:r>
+      <w:proofErr w:type="gramStart"/>
+      <w:r>
+        <w:rPr>
+          <w:rFonts w:hint="eastAsia"/>
+        </w:rPr>
+        <w:t>》</w:t>
+      </w:r>
+      <w:proofErr w:type="spellStart"/>
+      <w:proofErr w:type="gramEnd"/>
+      <w:r>
+        <w:rPr>
+          <w:rFonts w:hint="eastAsia"/>
+        </w:rPr>
+        <w:t>Vout</w:t>
+      </w:r>
+      <w:proofErr w:type="spellEnd"/>
+      <w:r>
+        <w:rPr>
+          <w:rFonts w:hint="eastAsia"/>
+        </w:rPr>
+        <w:t>和Vin</w:t>
+      </w:r>
+      <w:proofErr w:type="gramStart"/>
+      <w:r>
+        <w:rPr>
+          <w:rFonts w:hint="eastAsia"/>
+        </w:rPr>
+        <w:t>《</w:t>
+      </w:r>
+      <w:proofErr w:type="spellStart"/>
+      <w:proofErr w:type="gramEnd"/>
+      <w:r>
+        <w:rPr>
+          <w:rFonts w:hint="eastAsia"/>
+        </w:rPr>
+        <w:t>Vout</w:t>
+      </w:r>
+      <w:proofErr w:type="spellEnd"/>
+      <w:r>
+        <w:rPr>
+          <w:rFonts w:hint="eastAsia"/>
+        </w:rPr>
+        <w:t>两种环境下</w:t>
       </w:r>
       <w:r>
         <w:rPr>
@@ -488,11 +577,82 @@
         <w:rPr>
           <w:rFonts w:hint="eastAsia"/>
         </w:rPr>
-        <w:t>电路解决，考虑分别以D_1和D_2控制Q_1和Q_3，然后半桥所在另一个mos互补，形成一个Buck-Boost电路，并用我们学过的伏秒平衡可以得到：Vin/Vout=D_</w:t>
+        <w:t>电路解决，考虑分别以D_1和D_2控制Q_1和Q_3，然后</w:t>
+      </w:r>
+      <w:proofErr w:type="gramStart"/>
+      <w:r>
+        <w:rPr>
+          <w:rFonts w:hint="eastAsia"/>
+        </w:rPr>
+        <w:t>半桥所在另</w:t>
+      </w:r>
+      <w:proofErr w:type="gramEnd"/>
+      <w:r>
+        <w:rPr>
+          <w:rFonts w:hint="eastAsia"/>
+        </w:rPr>
+        <w:t>一个</w:t>
+      </w:r>
+      <w:proofErr w:type="spellStart"/>
+      <w:r>
+        <w:rPr>
+          <w:rFonts w:hint="eastAsia"/>
+        </w:rPr>
+        <w:t>mos</w:t>
+      </w:r>
+      <w:proofErr w:type="spellEnd"/>
+      <w:r>
+        <w:rPr>
+          <w:rFonts w:hint="eastAsia"/>
+        </w:rPr>
+        <w:t>互补，形成一个Buck-Boost电路，并用我们学过的伏</w:t>
+      </w:r>
+      <w:proofErr w:type="gramStart"/>
+      <w:r>
+        <w:rPr>
+          <w:rFonts w:hint="eastAsia"/>
+        </w:rPr>
+        <w:t>秒平衡</w:t>
+      </w:r>
+      <w:proofErr w:type="gramEnd"/>
+      <w:r>
+        <w:rPr>
+          <w:rFonts w:hint="eastAsia"/>
+        </w:rPr>
+        <w:t>可以得到：Vin/</w:t>
+      </w:r>
+      <w:proofErr w:type="spellStart"/>
+      <w:r>
+        <w:rPr>
+          <w:rFonts w:hint="eastAsia"/>
+        </w:rPr>
+        <w:t>Vout</w:t>
+      </w:r>
+      <w:proofErr w:type="spellEnd"/>
+      <w:r>
+        <w:rPr>
+          <w:rFonts w:hint="eastAsia"/>
+        </w:rPr>
+        <w:t>=D_</w:t>
       </w:r>
       <w:r>
         <w:t>1/D_2</w:t>
       </w:r>
+    </w:p>
+    <w:p>
+      <w:pPr>
+        <w:pStyle w:val="a4"/>
+        <w:ind w:left="420" w:firstLineChars="0" w:firstLine="0"/>
+      </w:pPr>
+    </w:p>
+    <w:p>
+      <w:pPr>
+        <w:pStyle w:val="a4"/>
+        <w:ind w:left="420" w:firstLineChars="0" w:firstLine="0"/>
+        <w:rPr>
+          <w:rFonts w:hint="eastAsia"/>
+        </w:rPr>
+      </w:pPr>
     </w:p>
     <w:p>
       <w:pPr>
@@ -507,34 +667,6 @@
         <w:rPr>
           <w:rFonts w:hint="eastAsia"/>
         </w:rPr>
-        <w:t>功率传输计算</w:t>
-      </w:r>
-    </w:p>
-    <w:p>
-      <w:pPr>
-        <w:pStyle w:val="a4"/>
-        <w:ind w:left="420" w:firstLineChars="0" w:firstLine="0"/>
-      </w:pPr>
-      <w:r>
-        <w:rPr>
-          <w:rFonts w:hint="eastAsia"/>
-        </w:rPr>
-        <w:t>（后面补上）。</w:t>
-      </w:r>
-    </w:p>
-    <w:p>
-      <w:pPr>
-        <w:pStyle w:val="a4"/>
-        <w:numPr>
-          <w:ilvl w:val="0"/>
-          <w:numId w:val="1"/>
-        </w:numPr>
-        <w:ind w:firstLineChars="0"/>
-      </w:pPr>
-      <w:r>
-        <w:rPr>
-          <w:rFonts w:hint="eastAsia"/>
-        </w:rPr>
         <w:t>驱动电路分析：</w:t>
       </w:r>
     </w:p>
@@ -546,7 +678,21 @@
         <w:rPr>
           <w:rFonts w:hint="eastAsia"/>
         </w:rPr>
-        <w:t>为什么需要驱动电路？为了缩短死区，加快mos开关速度。</w:t>
+        <w:t>为什么需要驱动电路？为了缩短死区，加快</w:t>
+      </w:r>
+      <w:proofErr w:type="spellStart"/>
+      <w:r>
+        <w:rPr>
+          <w:rFonts w:hint="eastAsia"/>
+        </w:rPr>
+        <w:t>mos</w:t>
+      </w:r>
+      <w:proofErr w:type="spellEnd"/>
+      <w:r>
+        <w:rPr>
+          <w:rFonts w:hint="eastAsia"/>
+        </w:rPr>
+        <w:t>开关速度。</w:t>
       </w:r>
     </w:p>
     <w:p>
@@ -557,7 +703,21 @@
         <w:rPr>
           <w:rFonts w:hint="eastAsia"/>
         </w:rPr>
-        <w:t>何以实现？加电压，让mos更快达到线性区。</w:t>
+        <w:t>何以实现？加电压，让</w:t>
+      </w:r>
+      <w:proofErr w:type="spellStart"/>
+      <w:r>
+        <w:rPr>
+          <w:rFonts w:hint="eastAsia"/>
+        </w:rPr>
+        <w:t>mos</w:t>
+      </w:r>
+      <w:proofErr w:type="spellEnd"/>
+      <w:r>
+        <w:rPr>
+          <w:rFonts w:hint="eastAsia"/>
+        </w:rPr>
+        <w:t>更快达到线性区。</w:t>
       </w:r>
     </w:p>
     <w:p>
@@ -585,6 +745,9 @@
         <w:ind w:left="420"/>
       </w:pPr>
       <w:r>
+        <w:rPr>
+          <w:noProof/>
+        </w:rPr>
         <w:drawing>
           <wp:inline distT="0" distB="0" distL="0" distR="0" wp14:anchorId="5AB08CB2" wp14:editId="34A4E118">
             <wp:extent cx="4643385" cy="2343494"/>
@@ -631,7 +794,21 @@
           <w:rFonts w:hint="eastAsia"/>
         </w:rPr>
         <w:lastRenderedPageBreak/>
-        <w:t>下管的驱动比较简单，因为地平面的存在，只要抬压就行，但是上管不同：注意到上管源极电压浮动且一般较大，常规驱动会导致上管无法开启。因此我们使用了一种方法：自举电路。</w:t>
+        <w:t>下管的驱动比较简单，因为地平面的存在，只要抬压就行，但是上管不同：注意到上管源极电压浮动且一般较大，常规驱动会导致上</w:t>
+      </w:r>
+      <w:proofErr w:type="gramStart"/>
+      <w:r>
+        <w:rPr>
+          <w:rFonts w:hint="eastAsia"/>
+        </w:rPr>
+        <w:t>管无法</w:t>
+      </w:r>
+      <w:proofErr w:type="gramEnd"/>
+      <w:r>
+        <w:rPr>
+          <w:rFonts w:hint="eastAsia"/>
+        </w:rPr>
+        <w:t>开启。因此我们使用了一种方法：自举电路。</w:t>
       </w:r>
     </w:p>
     <w:p>
@@ -642,7 +819,21 @@
         <w:rPr>
           <w:rFonts w:hint="eastAsia"/>
         </w:rPr>
-        <w:t>利用电容电压无法突变的原理，在管子关闭时，电容在上个周期充满了电，两端存在压差，而该压差在上管开启后被反向拉高，该部分电量会维持上管在pwm置1时保持开启；相同的，在置0时关闭并且充电恢复原正向压差，由此可以使驱动成立。</w:t>
+        <w:t>利用电容电压无法突变的原理，在管子关闭时，电容在上个周期充满了电，两端存在压差，而该压差在上管开启后被反向拉高，该部分电量会维持上管在</w:t>
+      </w:r>
+      <w:proofErr w:type="spellStart"/>
+      <w:r>
+        <w:rPr>
+          <w:rFonts w:hint="eastAsia"/>
+        </w:rPr>
+        <w:t>pwm</w:t>
+      </w:r>
+      <w:proofErr w:type="spellEnd"/>
+      <w:r>
+        <w:rPr>
+          <w:rFonts w:hint="eastAsia"/>
+        </w:rPr>
+        <w:t>置1时保持开启；相同的，在置0时关闭并且充电恢复原正向压差，由此可以使驱动成立。</w:t>
       </w:r>
     </w:p>
     <w:p>
@@ -653,7 +844,21 @@
         <w:rPr>
           <w:rFonts w:hint="eastAsia"/>
         </w:rPr>
-        <w:t>所以这个把自己栅极电压举高高使得在源极电压浮动时仍然可以正常开闭mos的电路叫自举电路，该电容称为自举电容。</w:t>
+        <w:t>所以这个把自己栅极电压举高高使得在源极电压浮动时仍然可以正常开闭</w:t>
+      </w:r>
+      <w:proofErr w:type="spellStart"/>
+      <w:r>
+        <w:rPr>
+          <w:rFonts w:hint="eastAsia"/>
+        </w:rPr>
+        <w:t>mos</w:t>
+      </w:r>
+      <w:proofErr w:type="spellEnd"/>
+      <w:r>
+        <w:rPr>
+          <w:rFonts w:hint="eastAsia"/>
+        </w:rPr>
+        <w:t>的电路叫自举电路，该电容称为自举电容。</w:t>
       </w:r>
     </w:p>
     <w:p>
@@ -669,15 +874,338 @@
     </w:p>
     <w:p>
       <w:pPr>
-        <w:rPr>
-          <w:rFonts w:hint="eastAsia"/>
-        </w:rPr>
-      </w:pPr>
-      <w:r>
-        <w:rPr>
-          <w:rFonts w:hint="eastAsia"/>
-        </w:rPr>
-        <w:t>今天的分享就到这里。</w:t>
+        <w:ind w:left="420"/>
+      </w:pPr>
+    </w:p>
+    <w:p>
+      <w:pPr>
+        <w:ind w:left="420"/>
+      </w:pPr>
+    </w:p>
+    <w:p>
+      <w:pPr>
+        <w:pStyle w:val="a4"/>
+        <w:numPr>
+          <w:ilvl w:val="0"/>
+          <w:numId w:val="1"/>
+        </w:numPr>
+        <w:ind w:firstLineChars="0"/>
+      </w:pPr>
+      <w:r>
+        <w:rPr>
+          <w:rFonts w:hint="eastAsia"/>
+        </w:rPr>
+        <w:t>功率传输原理和计算</w:t>
+      </w:r>
+    </w:p>
+    <w:p>
+      <w:pPr>
+        <w:pStyle w:val="a4"/>
+        <w:ind w:left="420" w:firstLineChars="0" w:firstLine="0"/>
+      </w:pPr>
+      <w:r>
+        <w:rPr>
+          <w:noProof/>
+        </w:rPr>
+        <w:drawing>
+          <wp:inline distT="0" distB="0" distL="0" distR="0" wp14:anchorId="617B3955" wp14:editId="5251BB14">
+            <wp:extent cx="5274310" cy="2432685"/>
+            <wp:effectExtent l="0" t="0" r="2540" b="5715"/>
+            <wp:docPr id="3" name="图片 3"/>
+            <wp:cNvGraphicFramePr>
+              <a:graphicFrameLocks xmlns:a="http://schemas.openxmlformats.org/drawingml/2006/main" noChangeAspect="1"/>
+            </wp:cNvGraphicFramePr>
+            <a:graphic xmlns:a="http://schemas.openxmlformats.org/drawingml/2006/main">
+              <a:graphicData uri="http://schemas.openxmlformats.org/drawingml/2006/picture">
+                <pic:pic xmlns:pic="http://schemas.openxmlformats.org/drawingml/2006/picture">
+                  <pic:nvPicPr>
+                    <pic:cNvPr id="1" name=""/>
+                    <pic:cNvPicPr/>
+                  </pic:nvPicPr>
+                  <pic:blipFill>
+                    <a:blip r:embed="rId5"/>
+                    <a:stretch>
+                      <a:fillRect/>
+                    </a:stretch>
+                  </pic:blipFill>
+                  <pic:spPr>
+                    <a:xfrm>
+                      <a:off x="0" y="0"/>
+                      <a:ext cx="5274310" cy="2432685"/>
+                    </a:xfrm>
+                    <a:prstGeom prst="rect">
+                      <a:avLst/>
+                    </a:prstGeom>
+                  </pic:spPr>
+                </pic:pic>
+              </a:graphicData>
+            </a:graphic>
+          </wp:inline>
+        </w:drawing>
+      </w:r>
+    </w:p>
+    <w:p>
+      <w:pPr>
+        <w:pStyle w:val="a4"/>
+        <w:ind w:left="420" w:firstLineChars="0" w:firstLine="0"/>
+      </w:pPr>
+      <w:r>
+        <w:rPr>
+          <w:rFonts w:hint="eastAsia"/>
+        </w:rPr>
+        <w:t>还是这个图，从Vin到</w:t>
+      </w:r>
+      <w:proofErr w:type="spellStart"/>
+      <w:r>
+        <w:rPr>
+          <w:rFonts w:hint="eastAsia"/>
+        </w:rPr>
+        <w:t>Vout</w:t>
+      </w:r>
+      <w:proofErr w:type="spellEnd"/>
+      <w:r>
+        <w:rPr>
+          <w:rFonts w:hint="eastAsia"/>
+        </w:rPr>
+        <w:t>传输的功率Pout就是P=</w:t>
+      </w:r>
+      <w:proofErr w:type="spellStart"/>
+      <w:r>
+        <w:rPr>
+          <w:rFonts w:hint="eastAsia"/>
+        </w:rPr>
+        <w:t>Vout</w:t>
+      </w:r>
+      <w:proofErr w:type="spellEnd"/>
+      <w:r>
+        <w:rPr>
+          <w:rFonts w:hint="eastAsia"/>
+        </w:rPr>
+        <w:t>*</w:t>
+      </w:r>
+      <w:proofErr w:type="spellStart"/>
+      <w:r>
+        <w:rPr>
+          <w:rFonts w:hint="eastAsia"/>
+        </w:rPr>
+        <w:t>Iout</w:t>
+      </w:r>
+      <w:proofErr w:type="spellEnd"/>
+      <w:r>
+        <w:rPr>
+          <w:rFonts w:hint="eastAsia"/>
+        </w:rPr>
+        <w:t>。</w:t>
+      </w:r>
+    </w:p>
+    <w:p>
+      <w:pPr>
+        <w:pStyle w:val="a4"/>
+        <w:ind w:left="420" w:firstLineChars="0" w:firstLine="0"/>
+      </w:pPr>
+      <w:r>
+        <w:rPr>
+          <w:rFonts w:hint="eastAsia"/>
+        </w:rPr>
+        <w:t>在视Buck电路D为1的情况下，实际上我们可以用统一的公式</w:t>
+      </w:r>
+      <w:proofErr w:type="spellStart"/>
+      <w:r>
+        <w:rPr>
+          <w:rFonts w:hint="eastAsia"/>
+        </w:rPr>
+        <w:t>Iout</w:t>
+      </w:r>
+      <w:proofErr w:type="spellEnd"/>
+      <w:r>
+        <w:rPr>
+          <w:rFonts w:hint="eastAsia"/>
+        </w:rPr>
+        <w:t>=IL*D2来表示；</w:t>
+      </w:r>
+    </w:p>
+    <w:p>
+      <w:pPr>
+        <w:pStyle w:val="a4"/>
+        <w:ind w:left="420" w:firstLineChars="0" w:firstLine="0"/>
+      </w:pPr>
+      <w:r>
+        <w:rPr>
+          <w:rFonts w:hint="eastAsia"/>
+        </w:rPr>
+        <w:t>而</w:t>
+      </w:r>
+      <w:proofErr w:type="spellStart"/>
+      <w:r>
+        <w:rPr>
+          <w:rFonts w:hint="eastAsia"/>
+        </w:rPr>
+        <w:t>Iout</w:t>
+      </w:r>
+      <w:proofErr w:type="spellEnd"/>
+      <w:r>
+        <w:rPr>
+          <w:rFonts w:hint="eastAsia"/>
+        </w:rPr>
+        <w:t>显然就是</w:t>
+      </w:r>
+      <w:proofErr w:type="spellStart"/>
+      <w:r>
+        <w:rPr>
+          <w:rFonts w:hint="eastAsia"/>
+        </w:rPr>
+        <w:t>Iout</w:t>
+      </w:r>
+      <w:proofErr w:type="spellEnd"/>
+      <w:r>
+        <w:rPr>
+          <w:rFonts w:hint="eastAsia"/>
+        </w:rPr>
+        <w:t>=</w:t>
+      </w:r>
+      <w:r>
+        <w:t>(</w:t>
+      </w:r>
+      <w:r>
+        <w:rPr>
+          <w:rFonts w:hint="eastAsia"/>
+        </w:rPr>
+        <w:t>D1*</w:t>
+      </w:r>
+      <w:r>
+        <w:t>V1-D2*V2)/</w:t>
+      </w:r>
+      <w:proofErr w:type="spellStart"/>
+      <w:r>
+        <w:t>sL</w:t>
+      </w:r>
+      <w:proofErr w:type="spellEnd"/>
+      <w:r>
+        <w:rPr>
+          <w:rFonts w:hint="eastAsia"/>
+        </w:rPr>
+        <w:t>得到。所以我们有：</w:t>
+      </w:r>
+    </w:p>
+    <w:p>
+      <w:pPr>
+        <w:pStyle w:val="a4"/>
+        <w:ind w:left="420" w:firstLineChars="0" w:firstLine="0"/>
+        <w:jc w:val="center"/>
+      </w:pPr>
+      <w:r>
+        <w:rPr>
+          <w:rFonts w:hint="eastAsia"/>
+        </w:rPr>
+        <w:t>Pout=（D</w:t>
+      </w:r>
+      <w:r>
+        <w:t>1*D2*V1-D2^2*V2</w:t>
+      </w:r>
+      <w:r>
+        <w:rPr>
+          <w:rFonts w:hint="eastAsia"/>
+        </w:rPr>
+        <w:t>）/</w:t>
+      </w:r>
+      <w:proofErr w:type="spellStart"/>
+      <w:r>
+        <w:t>sL</w:t>
+      </w:r>
+      <w:proofErr w:type="spellEnd"/>
+    </w:p>
+    <w:p>
+      <w:pPr>
+        <w:pStyle w:val="a4"/>
+        <w:ind w:left="420" w:firstLineChars="0" w:firstLine="0"/>
+        <w:jc w:val="left"/>
+      </w:pPr>
+      <w:r>
+        <w:rPr>
+          <w:rFonts w:hint="eastAsia"/>
+        </w:rPr>
+        <w:t>我们期望用两个占空比控制输出功率，</w:t>
+      </w:r>
+      <w:r>
+        <w:rPr>
+          <w:rFonts w:hint="eastAsia"/>
+        </w:rPr>
+        <w:t>时域变换</w:t>
+      </w:r>
+      <w:r>
+        <w:rPr>
+          <w:rFonts w:hint="eastAsia"/>
+        </w:rPr>
+        <w:t>得平均功率</w:t>
+      </w:r>
+      <w:r>
+        <w:rPr>
+          <w:rFonts w:hint="eastAsia"/>
+        </w:rPr>
+        <w:t>：</w:t>
+      </w:r>
+    </w:p>
+    <w:p>
+      <w:pPr>
+        <w:pStyle w:val="a4"/>
+        <w:ind w:left="420" w:firstLineChars="0" w:firstLine="0"/>
+        <w:jc w:val="center"/>
+      </w:pPr>
+      <w:proofErr w:type="spellStart"/>
+      <w:r>
+        <w:rPr>
+          <w:rFonts w:hint="eastAsia"/>
+        </w:rPr>
+        <w:t>Pout_average</w:t>
+      </w:r>
+      <w:proofErr w:type="spellEnd"/>
+      <w:r>
+        <w:rPr>
+          <w:rFonts w:hint="eastAsia"/>
+        </w:rPr>
+        <w:t>=</w:t>
+      </w:r>
+      <w:r>
+        <w:rPr>
+          <w:rFonts w:hint="eastAsia"/>
+        </w:rPr>
+        <w:t>（D</w:t>
+      </w:r>
+      <w:r>
+        <w:t>1*D2*V1-D2^2*V2</w:t>
+      </w:r>
+      <w:r>
+        <w:rPr>
+          <w:rFonts w:hint="eastAsia"/>
+        </w:rPr>
+        <w:t>）/</w:t>
+      </w:r>
+      <w:r>
+        <w:t>L</w:t>
+      </w:r>
+    </w:p>
+    <w:p>
+      <w:pPr>
+        <w:pStyle w:val="a4"/>
+        <w:ind w:left="420" w:firstLineChars="0" w:firstLine="0"/>
+        <w:jc w:val="left"/>
+        <w:rPr>
+          <w:rFonts w:hint="eastAsia"/>
+        </w:rPr>
+      </w:pPr>
+    </w:p>
+    <w:p>
+      <w:r>
+        <w:rPr>
+          <w:rFonts w:hint="eastAsia"/>
+        </w:rPr>
+        <w:t>今天的分享就到这里</w:t>
+      </w:r>
+      <w:r>
+        <w:rPr>
+          <w:rFonts w:hint="eastAsia"/>
+        </w:rPr>
+        <w:t>，接下来会讨论控制的细节。</w:t>
       </w:r>
     </w:p>
     <w:sectPr>
